--- a/probate_templates/doc08_notis_peguamcara.docx
+++ b/probate_templates/doc08_notis_peguamcara.docx
@@ -54,7 +54,7 @@
           <w:b/>
           <w:u w:val="single"/>
         </w:rPr>
-        <w:t>SAMAN PEMULA NO. {{CASE_NUMBER}}                                2025</w:t>
+        <w:t>SAMAN PEMULA NO. {{CASE_NUMBER}}                                {{FILING_YEAR}}</w:t>
       </w:r>
     </w:p>
     <w:p>
@@ -958,7 +958,7 @@
           <w:b/>
           <w:u w:val="single"/>
         </w:rPr>
-        <w:t>SAMAN PEMULA NO. {{CASE_NUMBER}}                                2025</w:t>
+        <w:t>SAMAN PEMULA NO. {{CASE_NUMBER}}                                {{FILING_YEAR}}</w:t>
       </w:r>
     </w:p>
     <w:p>

--- a/probate_templates/doc08_notis_peguamcara.docx
+++ b/probate_templates/doc08_notis_peguamcara.docx
@@ -431,7 +431,7 @@
         <w:rPr>
           <w:rFonts w:ascii="Arial" w:hAnsi="Arial" w:cs="Arial"/>
         </w:rPr>
-        <w:t>Saya, {{LAWYER_NAME}} (No. K/P: {{LAWYER_NRIC}}) dengan ini melantik {{FIRM_NAME}} Peguambela dan Peguamcara untuk mewakili saya dalam Saman Pemula di atas. Alamat untuk penyampaian bagi Pemohon di atas adalah di {{FIRM_ADDRESS}}.</w:t>
+        <w:t>Saya, {{APPLICANT_NAME}} (No. K/P: {{APPLICANT_NRIC}}) dengan ini melantik {{FIRM_NAME}} Peguambela dan Peguamcara untuk mewakili saya dalam Saman Pemula di atas. Alamat untuk penyampaian bagi Pemohon di atas adalah di {{FIRM_ADDRESS}}.</w:t>
       </w:r>
       <w:r>
         <w:rPr>

--- a/probate_templates/doc08_notis_peguamcara.docx
+++ b/probate_templates/doc08_notis_peguamcara.docx
@@ -327,13 +327,9 @@
           <w:rFonts w:ascii="Arial" w:eastAsia="SimSun" w:hAnsi="Arial" w:cs="Arial"/>
           <w:b/>
         </w:rPr>
-        <w:t xml:space="preserve">(No. K/P: {{APPLICANT_NRIC}})    </w:t>
+        <w:t>(No. K/P: {{APPLICANT_NRIC}})</w:t>
         <w:tab/>
-        <w:tab/>
-        <w:tab/>
-        <w:tab/>
-        <w:tab/>
-        <w:t xml:space="preserve">                   …PEMOHON  </w:t>
+        <w:t>…PEMOHON</w:t>
       </w:r>
       <w:r>
         <w:rPr>
@@ -1229,13 +1225,9 @@
           <w:rFonts w:ascii="Arial" w:eastAsia="SimSun" w:hAnsi="Arial" w:cs="Arial"/>
           <w:b/>
         </w:rPr>
-        <w:t xml:space="preserve">(No. K/P: {{APPLICANT_NRIC}})    </w:t>
+        <w:t>(No. K/P: {{APPLICANT_NRIC}})</w:t>
         <w:tab/>
-        <w:tab/>
-        <w:tab/>
-        <w:tab/>
-        <w:tab/>
-        <w:t xml:space="preserve">                   …PEMOHON  </w:t>
+        <w:t>…PEMOHON</w:t>
       </w:r>
       <w:r>
         <w:rPr>
